--- a/Entrepreneurs_SellSheet_v22.docx
+++ b/Entrepreneurs_SellSheet_v22.docx
@@ -1431,7 +1431,7 @@
                 <w:sz w:val="18"/>
                 <w:szCs w:val="18"/>
               </w:rPr>
-              <w:t xml:space="preserve">Balanced by measurement. The three industries that grow vertically used to decide 90.9% of three-player games; they now decide about 69.5%, and no industry decides fewer than one game in ten. 54 balance audits and 82 automated tests, all in the repository.</w:t>
+              <w:t xml:space="preserve">Balanced by measurement. The three industries that grow vertically used to decide 90.9% of three-player games; they now decide about 69.5%, and no industry decides fewer than one game in ten. 55 balance audits and 82 automated tests, all in the repository.</w:t>
             </w:r>
           </w:p>
         </w:tc>
